--- a/0-all/1-2025-2026/2-second-semester/1-G-1/2-week-2-/4-worksheet/Computer Worksheet G1 W2 (Answer).docx
+++ b/0-all/1-2025-2026/2-second-semester/1-G-1/2-week-2-/4-worksheet/Computer Worksheet G1 W2 (Answer).docx
@@ -305,7 +305,7 @@
                 <w:sz w:val="28"/>
                 <w:szCs w:val="28"/>
               </w:rPr>
-              <w:t>Need of Computers</w:t>
+              <w:t>Files and Folders</w:t>
             </w:r>
           </w:p>
         </w:tc>
@@ -604,7 +604,7 @@
                 </mc:Choice>
                 <mc:Fallback>
                   <w:pict>
-                    <v:line w14:anchorId="46343C34" id="Straight Connector 2" o:spid="_x0000_s1026" style="position:absolute;flip:y;z-index:251662848;visibility:visible;mso-wrap-style:square;mso-wrap-distance-left:9pt;mso-wrap-distance-top:0;mso-wrap-distance-right:9pt;mso-wrap-distance-bottom:0;mso-position-horizontal:absolute;mso-position-horizontal-relative:text;mso-position-vertical:absolute;mso-position-vertical-relative:text" from="163.55pt,55.9pt" to="383.4pt,161.4pt" o:gfxdata="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" strokecolor="black [3200]" strokeweight="3pt">
+                    <v:line w14:anchorId="2C1019FC" id="Straight Connector 2" o:spid="_x0000_s1026" style="position:absolute;left:0;text-align:left;flip:y;z-index:251662848;visibility:visible;mso-wrap-style:square;mso-wrap-distance-left:9pt;mso-wrap-distance-top:0;mso-wrap-distance-right:9pt;mso-wrap-distance-bottom:0;mso-position-horizontal:absolute;mso-position-horizontal-relative:text;mso-position-vertical:absolute;mso-position-vertical-relative:text" from="163.55pt,55.9pt" to="383.4pt,161.4pt" o:gfxdata="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" strokecolor="black [3200]" strokeweight="3pt">
                       <v:shadow on="t" color="black" opacity="22937f" origin=",.5" offset="0,.63889mm"/>
                     </v:line>
                   </w:pict>
@@ -670,7 +670,7 @@
                 </mc:Choice>
                 <mc:Fallback>
                   <w:pict>
-                    <v:line w14:anchorId="7B8AA628" id="Straight Connector 1" o:spid="_x0000_s1026" style="position:absolute;z-index:251661824;visibility:visible;mso-wrap-style:square;mso-wrap-distance-left:9pt;mso-wrap-distance-top:0;mso-wrap-distance-right:9pt;mso-wrap-distance-bottom:0;mso-position-horizontal:absolute;mso-position-horizontal-relative:text;mso-position-vertical:absolute;mso-position-vertical-relative:text" from="163.25pt,58.45pt" to="364.2pt,152.2pt" o:gfxdata="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" strokecolor="black [3200]" strokeweight="3pt">
+                    <v:line w14:anchorId="2AB59238" id="Straight Connector 1" o:spid="_x0000_s1026" style="position:absolute;left:0;text-align:left;z-index:251661824;visibility:visible;mso-wrap-style:square;mso-wrap-distance-left:9pt;mso-wrap-distance-top:0;mso-wrap-distance-right:9pt;mso-wrap-distance-bottom:0;mso-position-horizontal:absolute;mso-position-horizontal-relative:text;mso-position-vertical:absolute;mso-position-vertical-relative:text" from="163.25pt,58.45pt" to="364.2pt,152.2pt" o:gfxdata="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" strokecolor="black [3200]" strokeweight="3pt">
                       <v:shadow on="t" color="black" opacity="22937f" origin=",.5" offset="0,.63889mm"/>
                     </v:line>
                   </w:pict>
@@ -685,7 +685,7 @@
                 <w:szCs w:val="36"/>
               </w:rPr>
               <w:drawing>
-                <wp:anchor distT="0" distB="0" distL="114300" distR="114300" simplePos="0" relativeHeight="251660800" behindDoc="0" locked="0" layoutInCell="1" allowOverlap="1" wp14:anchorId="60EB6AEC" wp14:editId="1FF7C9E5">
+                <wp:anchor distT="0" distB="0" distL="114300" distR="114300" simplePos="0" relativeHeight="251660800" behindDoc="0" locked="0" layoutInCell="1" allowOverlap="1" wp14:anchorId="60EB6AEC" wp14:editId="443D173D">
                   <wp:simplePos x="0" y="0"/>
                   <wp:positionH relativeFrom="column">
                     <wp:posOffset>847573</wp:posOffset>
@@ -810,7 +810,7 @@
                 <w:szCs w:val="36"/>
               </w:rPr>
               <w:drawing>
-                <wp:anchor distT="0" distB="0" distL="114300" distR="114300" simplePos="0" relativeHeight="251650048" behindDoc="0" locked="0" layoutInCell="1" allowOverlap="1" wp14:anchorId="7BED4B6B" wp14:editId="6F5AB6D2">
+                <wp:anchor distT="0" distB="0" distL="114300" distR="114300" simplePos="0" relativeHeight="251650048" behindDoc="0" locked="0" layoutInCell="1" allowOverlap="1" wp14:anchorId="7BED4B6B" wp14:editId="6307FB35">
                   <wp:simplePos x="0" y="0"/>
                   <wp:positionH relativeFrom="column">
                     <wp:posOffset>1028701</wp:posOffset>
@@ -995,7 +995,7 @@
                 </mc:Choice>
                 <mc:Fallback>
                   <w:pict>
-                    <v:line w14:anchorId="34454602" id="Straight Connector 3" o:spid="_x0000_s1026" style="position:absolute;z-index:251663872;visibility:visible;mso-wrap-style:square;mso-width-percent:0;mso-height-percent:0;mso-wrap-distance-left:9pt;mso-wrap-distance-top:0;mso-wrap-distance-right:9pt;mso-wrap-distance-bottom:0;mso-position-horizontal:absolute;mso-position-horizontal-relative:text;mso-position-vertical:absolute;mso-position-vertical-relative:text;mso-width-percent:0;mso-height-percent:0;mso-width-relative:margin;mso-height-relative:margin" from="175.15pt,50.25pt" to="385.4pt,52.4pt" o:gfxdata="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" strokecolor="black [3200]" strokeweight="3pt">
+                    <v:line w14:anchorId="5FE41F34" id="Straight Connector 3" o:spid="_x0000_s1026" style="position:absolute;left:0;text-align:left;z-index:251663872;visibility:visible;mso-wrap-style:square;mso-width-percent:0;mso-height-percent:0;mso-wrap-distance-left:9pt;mso-wrap-distance-top:0;mso-wrap-distance-right:9pt;mso-wrap-distance-bottom:0;mso-position-horizontal:absolute;mso-position-horizontal-relative:text;mso-position-vertical:absolute;mso-position-vertical-relative:text;mso-width-percent:0;mso-height-percent:0;mso-width-relative:margin;mso-height-relative:margin" from="175.15pt,50.25pt" to="385.4pt,52.4pt" o:gfxdata="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" strokecolor="black [3200]" strokeweight="3pt">
                       <v:shadow on="t" color="black" opacity="22937f" origin=",.5" offset="0,.63889mm"/>
                     </v:line>
                   </w:pict>
@@ -1010,7 +1010,7 @@
                 <w:szCs w:val="36"/>
               </w:rPr>
               <w:drawing>
-                <wp:anchor distT="0" distB="0" distL="114300" distR="114300" simplePos="0" relativeHeight="251659264" behindDoc="0" locked="0" layoutInCell="1" allowOverlap="1" wp14:anchorId="469EAC85" wp14:editId="76EC0CA4">
+                <wp:anchor distT="0" distB="0" distL="114300" distR="114300" simplePos="0" relativeHeight="251659264" behindDoc="0" locked="0" layoutInCell="1" allowOverlap="1" wp14:anchorId="469EAC85" wp14:editId="390DD743">
                   <wp:simplePos x="0" y="0"/>
                   <wp:positionH relativeFrom="column">
                     <wp:posOffset>1247775</wp:posOffset>
@@ -1181,7 +1181,7 @@
                 </mc:Choice>
                 <mc:Fallback>
                   <w:pict>
-                    <v:line w14:anchorId="372B58D8" id="Straight Connector 4" o:spid="_x0000_s1026" style="position:absolute;z-index:251664896;visibility:visible;mso-wrap-style:square;mso-wrap-distance-left:9pt;mso-wrap-distance-top:0;mso-wrap-distance-right:9pt;mso-wrap-distance-bottom:0;mso-position-horizontal:absolute;mso-position-horizontal-relative:text;mso-position-vertical:absolute;mso-position-vertical-relative:text" from="206.85pt,47.45pt" to="388.45pt,49.1pt" o:gfxdata="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" strokecolor="black [3200]" strokeweight="3pt">
+                    <v:line w14:anchorId="120DB0B8" id="Straight Connector 4" o:spid="_x0000_s1026" style="position:absolute;left:0;text-align:left;z-index:251664896;visibility:visible;mso-wrap-style:square;mso-wrap-distance-left:9pt;mso-wrap-distance-top:0;mso-wrap-distance-right:9pt;mso-wrap-distance-bottom:0;mso-position-horizontal:absolute;mso-position-horizontal-relative:text;mso-position-vertical:absolute;mso-position-vertical-relative:text" from="206.85pt,47.45pt" to="388.45pt,49.1pt" o:gfxdata="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" strokecolor="black [3200]" strokeweight="3pt">
                       <v:shadow on="t" color="black" opacity="22937f" origin=",.5" offset="0,.63889mm"/>
                     </v:line>
                   </w:pict>
@@ -1196,7 +1196,7 @@
                 <w:szCs w:val="36"/>
               </w:rPr>
               <w:drawing>
-                <wp:anchor distT="0" distB="0" distL="114300" distR="114300" simplePos="0" relativeHeight="251656192" behindDoc="0" locked="0" layoutInCell="1" allowOverlap="1" wp14:anchorId="556098D5" wp14:editId="450549C6">
+                <wp:anchor distT="0" distB="0" distL="114300" distR="114300" simplePos="0" relativeHeight="251656192" behindDoc="0" locked="0" layoutInCell="1" allowOverlap="1" wp14:anchorId="556098D5" wp14:editId="02D178A4">
                   <wp:simplePos x="0" y="0"/>
                   <wp:positionH relativeFrom="column">
                     <wp:posOffset>533400</wp:posOffset>
@@ -1853,7 +1853,6 @@
   <w:style w:type="character" w:default="1" w:styleId="DefaultParagraphFont">
     <w:name w:val="Default Paragraph Font"/>
     <w:uiPriority w:val="1"/>
-    <w:semiHidden/>
     <w:unhideWhenUsed/>
   </w:style>
   <w:style w:type="table" w:default="1" w:styleId="TableNormal">
